--- a/uploads/oferte/templates/Oferta_Expertiza_Tehnica.docx
+++ b/uploads/oferte/templates/Oferta_Expertiza_Tehnica.docx
@@ -2760,7 +2760,7 @@
                 <w:sz w:val="22"/>
                 <w:szCs w:val="22"/>
               </w:rPr>
-              <w:t>Echipă formată și stabilă de 6 ingineri structuriști</w:t>
+              <w:t>Echipă formată și stabilă cu peste 8 ingineri structuriști</w:t>
             </w:r>
           </w:p>
           <w:p>
